--- a/ML_System_Design/ML_SD_M03_Problem_Framing.docx
+++ b/ML_System_Design/ML_SD_M03_Problem_Framing.docx
@@ -835,7 +835,7 @@
       <w:r>
         <w:drawing>
           <wp:inline>
-            <wp:extent cx="5334000" cy="2478760"/>
+            <wp:extent cx="5727700" cy="2661716"/>
             <wp:effectExtent b="0" l="0" r="0" t="0"/>
             <wp:docPr descr="Translation ladder from business goal to success metric to ML objective (the label) to ML task, with a video-streaming example underneath each stage." title="" id="11" name="Picture"/>
             <a:graphic>
@@ -856,7 +856,7 @@
                   <pic:spPr bwMode="auto">
                     <a:xfrm>
                       <a:off x="0" y="0"/>
-                      <a:ext cx="5334000" cy="2478760"/>
+                      <a:ext cx="5727700" cy="2661716"/>
                     </a:xfrm>
                     <a:prstGeom prst="rect">
                       <a:avLst/>
@@ -1575,7 +1575,7 @@
       <w:r>
         <w:drawing>
           <wp:inline>
-            <wp:extent cx="5334000" cy="2674188"/>
+            <wp:extent cx="5727700" cy="2871569"/>
             <wp:effectExtent b="0" l="0" r="0" t="0"/>
             <wp:docPr descr="Decision fan: start from what the system OUTPUTS — a class label, a number, an ordering, a matching item, new content, or a rare event/action — and each maps to a task." title="" id="19" name="Picture"/>
             <a:graphic>
@@ -1596,7 +1596,7 @@
                   <pic:spPr bwMode="auto">
                     <a:xfrm>
                       <a:off x="0" y="0"/>
-                      <a:ext cx="5334000" cy="2674188"/>
+                      <a:ext cx="5727700" cy="2871569"/>
                     </a:xfrm>
                     <a:prstGeom prst="rect">
                       <a:avLst/>
@@ -2629,7 +2629,7 @@
       <w:r>
         <w:drawing>
           <wp:inline>
-            <wp:extent cx="5334000" cy="2497480"/>
+            <wp:extent cx="5727700" cy="2681817"/>
             <wp:effectExtent b="0" l="0" r="0" t="0"/>
             <wp:docPr descr="Four red-flag conditions — a simple rule already works, too little or no labeled data, zero error tolerance with no human backup, cannot measure success — all pointing to: don’t use ML, use rules or a heuristic." title="" id="27" name="Picture"/>
             <a:graphic>
@@ -2650,7 +2650,7 @@
                   <pic:spPr bwMode="auto">
                     <a:xfrm>
                       <a:off x="0" y="0"/>
-                      <a:ext cx="5334000" cy="2497480"/>
+                      <a:ext cx="5727700" cy="2681817"/>
                     </a:xfrm>
                     <a:prstGeom prst="rect">
                       <a:avLst/>
@@ -3024,7 +3024,7 @@
       <w:r>
         <w:drawing>
           <wp:inline>
-            <wp:extent cx="5334000" cy="2466436"/>
+            <wp:extent cx="5727700" cy="2648482"/>
             <wp:effectExtent b="0" l="0" r="0" t="0"/>
             <wp:docPr descr="Three label failure modes as columns: proxy labels (stand-in for a hard-to-measure target), label leakage (a feature secretly contains the answer, giving fake offline accuracy), and delayed labels (the true label arrives weeks later)." title="" id="34" name="Picture"/>
             <a:graphic>
@@ -3045,7 +3045,7 @@
                   <pic:spPr bwMode="auto">
                     <a:xfrm>
                       <a:off x="0" y="0"/>
-                      <a:ext cx="5334000" cy="2466436"/>
+                      <a:ext cx="5727700" cy="2648482"/>
                     </a:xfrm>
                     <a:prstGeom prst="rect">
                       <a:avLst/>
@@ -3289,7 +3289,7 @@
       <w:r>
         <w:drawing>
           <wp:inline>
-            <wp:extent cx="5334000" cy="2571935"/>
+            <wp:extent cx="5727700" cy="2761768"/>
             <wp:effectExtent b="0" l="0" r="0" t="0"/>
             <wp:docPr descr="A time axis: at t = now we make the prediction using only data from t or earlier (OK feature, green); a leaky feature uses data from after now (t + 7 days, when the label is known). Fraud example: ‘account_was_closed’ is set only after fraud is confirmed." title="" id="39" name="Picture"/>
             <a:graphic>
@@ -3310,7 +3310,7 @@
                   <pic:spPr bwMode="auto">
                     <a:xfrm>
                       <a:off x="0" y="0"/>
-                      <a:ext cx="5334000" cy="2571935"/>
+                      <a:ext cx="5727700" cy="2761768"/>
                     </a:xfrm>
                     <a:prstGeom prst="rect">
                       <a:avLst/>
@@ -3758,7 +3758,7 @@
       <w:r>
         <w:drawing>
           <wp:inline>
-            <wp:extent cx="5334000" cy="2750170"/>
+            <wp:extent cx="5727700" cy="2953159"/>
             <wp:effectExtent b="0" l="0" r="0" t="0"/>
             <wp:docPr descr="A chain showing optimizing CLICKS (a proxy) leads the model to serve CLICKBAIT, which drives clicks up but trust down, with a red dashed arrow showing this hurts the TRUE goal of long-term satisfaction." title="" id="45" name="Picture"/>
             <a:graphic>
@@ -3779,7 +3779,7 @@
                   <pic:spPr bwMode="auto">
                     <a:xfrm>
                       <a:off x="0" y="0"/>
-                      <a:ext cx="5334000" cy="2750170"/>
+                      <a:ext cx="5727700" cy="2953159"/>
                     </a:xfrm>
                     <a:prstGeom prst="rect">
                       <a:avLst/>
@@ -4508,7 +4508,7 @@
       <w:r>
         <w:drawing>
           <wp:inline>
-            <wp:extent cx="5334000" cy="2672387"/>
+            <wp:extent cx="5727700" cy="2869635"/>
             <wp:effectExtent b="0" l="0" r="0" t="0"/>
             <wp:docPr descr="Four-box pipeline: 100M DAU, times 10 requests per user per day equals 1B requests/day, divided by 86,400 seconds equals about 11.6k QPS average, times a 3x peak factor equals about 35k QPS peak." title="" id="55" name="Picture"/>
             <a:graphic>
@@ -4529,7 +4529,7 @@
                   <pic:spPr bwMode="auto">
                     <a:xfrm>
                       <a:off x="0" y="0"/>
-                      <a:ext cx="5334000" cy="2672387"/>
+                      <a:ext cx="5727700" cy="2869635"/>
                     </a:xfrm>
                     <a:prstGeom prst="rect">
                       <a:avLst/>
@@ -4724,7 +4724,7 @@
       <w:r>
         <w:drawing>
           <wp:inline>
-            <wp:extent cx="5334000" cy="2612571"/>
+            <wp:extent cx="5727700" cy="2805404"/>
             <wp:effectExtent b="0" l="0" r="0" t="0"/>
             <wp:docPr descr="Four-box pipeline: 10M items, times 128 dims, times 4 bytes (float32) equals 5.12 GB; plus a second line, 50M users x 64 dims x 4 bytes = 12.8 GB." title="" id="59" name="Picture"/>
             <a:graphic>
@@ -4745,7 +4745,7 @@
                   <pic:spPr bwMode="auto">
                     <a:xfrm>
                       <a:off x="0" y="0"/>
-                      <a:ext cx="5334000" cy="2612571"/>
+                      <a:ext cx="5727700" cy="2805404"/>
                     </a:xfrm>
                     <a:prstGeom prst="rect">
                       <a:avLst/>
@@ -8263,6 +8263,8 @@
       <w:footnotePr>
         <w:numRestart w:val="eachSect"/>
       </w:footnotePr>
+      <w:pgSz w:h="16838" w:w="11906"/>
+      <w:pgMar w:bottom="1440" w:footer="720" w:gutter="0" w:header="720" w:left="1440" w:right="1440" w:top="1440"/>
     </w:sectPr>
   </w:body>
 </w:document>
